--- a/Sindhi Muslim/Miss Saiqa/PTM Report - 1-2-2025 - Level-II.docx
+++ b/Sindhi Muslim/Miss Saiqa/PTM Report - 1-2-2025 - Level-II.docx
@@ -184,6 +184,8 @@
             <w:pPr>
               <w:rPr>
                 <w:rFonts w:asciiTheme="majorBidi" w:hAnsiTheme="majorBidi" w:cstheme="majorBidi"/>
+                <w:b/>
+                <w:bCs/>
                 <w:sz w:val="28"/>
                 <w:szCs w:val="28"/>
               </w:rPr>
@@ -191,6 +193,8 @@
             <w:r>
               <w:rPr>
                 <w:rFonts w:asciiTheme="majorBidi" w:hAnsiTheme="majorBidi" w:cstheme="majorBidi"/>
+                <w:b/>
+                <w:bCs/>
                 <w:sz w:val="28"/>
                 <w:szCs w:val="28"/>
               </w:rPr>
@@ -212,6 +216,8 @@
             <w:pPr>
               <w:rPr>
                 <w:rFonts w:asciiTheme="majorBidi" w:hAnsiTheme="majorBidi" w:cstheme="majorBidi"/>
+                <w:b/>
+                <w:bCs/>
                 <w:sz w:val="28"/>
                 <w:szCs w:val="28"/>
               </w:rPr>
@@ -232,6 +238,8 @@
             <w:pPr>
               <w:rPr>
                 <w:rFonts w:asciiTheme="majorBidi" w:hAnsiTheme="majorBidi" w:cstheme="majorBidi"/>
+                <w:b/>
+                <w:bCs/>
                 <w:sz w:val="28"/>
                 <w:szCs w:val="28"/>
               </w:rPr>
@@ -239,6 +247,8 @@
             <w:r>
               <w:rPr>
                 <w:rFonts w:asciiTheme="majorBidi" w:hAnsiTheme="majorBidi" w:cstheme="majorBidi"/>
+                <w:b/>
+                <w:bCs/>
                 <w:sz w:val="28"/>
                 <w:szCs w:val="28"/>
               </w:rPr>
@@ -247,6 +257,8 @@
             <w:r>
               <w:rPr>
                 <w:rFonts w:asciiTheme="majorBidi" w:hAnsiTheme="majorBidi" w:cstheme="majorBidi"/>
+                <w:b/>
+                <w:bCs/>
                 <w:sz w:val="28"/>
                 <w:szCs w:val="28"/>
               </w:rPr>
@@ -283,6 +295,8 @@
             <w:pPr>
               <w:rPr>
                 <w:rFonts w:asciiTheme="majorBidi" w:hAnsiTheme="majorBidi" w:cstheme="majorBidi"/>
+                <w:b/>
+                <w:bCs/>
                 <w:sz w:val="28"/>
                 <w:szCs w:val="28"/>
               </w:rPr>
@@ -290,6 +304,8 @@
             <w:r>
               <w:rPr>
                 <w:rFonts w:asciiTheme="majorBidi" w:hAnsiTheme="majorBidi" w:cstheme="majorBidi"/>
+                <w:b/>
+                <w:bCs/>
                 <w:sz w:val="28"/>
                 <w:szCs w:val="28"/>
               </w:rPr>
@@ -311,6 +327,8 @@
             <w:pPr>
               <w:rPr>
                 <w:rFonts w:asciiTheme="majorBidi" w:hAnsiTheme="majorBidi" w:cstheme="majorBidi"/>
+                <w:b/>
+                <w:bCs/>
                 <w:sz w:val="28"/>
                 <w:szCs w:val="28"/>
               </w:rPr>
@@ -331,6 +349,8 @@
             <w:pPr>
               <w:rPr>
                 <w:rFonts w:asciiTheme="majorBidi" w:hAnsiTheme="majorBidi" w:cstheme="majorBidi"/>
+                <w:b/>
+                <w:bCs/>
                 <w:sz w:val="28"/>
                 <w:szCs w:val="28"/>
               </w:rPr>
@@ -338,6 +358,8 @@
             <w:r>
               <w:rPr>
                 <w:rFonts w:asciiTheme="majorBidi" w:hAnsiTheme="majorBidi" w:cstheme="majorBidi"/>
+                <w:b/>
+                <w:bCs/>
                 <w:sz w:val="28"/>
                 <w:szCs w:val="28"/>
               </w:rPr>
@@ -346,6 +368,8 @@
             <w:r>
               <w:rPr>
                 <w:rFonts w:asciiTheme="majorBidi" w:hAnsiTheme="majorBidi" w:cstheme="majorBidi"/>
+                <w:b/>
+                <w:bCs/>
                 <w:sz w:val="28"/>
                 <w:szCs w:val="28"/>
               </w:rPr>
@@ -354,6 +378,8 @@
             <w:r>
               <w:rPr>
                 <w:rFonts w:asciiTheme="majorBidi" w:hAnsiTheme="majorBidi" w:cstheme="majorBidi"/>
+                <w:b/>
+                <w:bCs/>
                 <w:sz w:val="28"/>
                 <w:szCs w:val="28"/>
               </w:rPr>
@@ -362,6 +388,8 @@
             <w:r>
               <w:rPr>
                 <w:rFonts w:asciiTheme="majorBidi" w:hAnsiTheme="majorBidi" w:cstheme="majorBidi"/>
+                <w:b/>
+                <w:bCs/>
                 <w:sz w:val="28"/>
                 <w:szCs w:val="28"/>
               </w:rPr>
@@ -370,6 +398,8 @@
             <w:r>
               <w:rPr>
                 <w:rFonts w:asciiTheme="majorBidi" w:hAnsiTheme="majorBidi" w:cstheme="majorBidi"/>
+                <w:b/>
+                <w:bCs/>
                 <w:sz w:val="28"/>
                 <w:szCs w:val="28"/>
               </w:rPr>
@@ -406,6 +436,8 @@
             <w:pPr>
               <w:rPr>
                 <w:rFonts w:asciiTheme="majorBidi" w:hAnsiTheme="majorBidi" w:cstheme="majorBidi"/>
+                <w:b/>
+                <w:bCs/>
                 <w:sz w:val="28"/>
                 <w:szCs w:val="28"/>
               </w:rPr>
@@ -426,6 +458,8 @@
             <w:pPr>
               <w:rPr>
                 <w:rFonts w:asciiTheme="majorBidi" w:hAnsiTheme="majorBidi" w:cstheme="majorBidi"/>
+                <w:b/>
+                <w:bCs/>
                 <w:sz w:val="28"/>
                 <w:szCs w:val="28"/>
               </w:rPr>
@@ -446,6 +480,8 @@
             <w:pPr>
               <w:rPr>
                 <w:rFonts w:asciiTheme="majorBidi" w:hAnsiTheme="majorBidi" w:cstheme="majorBidi"/>
+                <w:b/>
+                <w:bCs/>
                 <w:sz w:val="28"/>
                 <w:szCs w:val="28"/>
               </w:rPr>
@@ -453,6 +489,8 @@
             <w:r>
               <w:rPr>
                 <w:rFonts w:asciiTheme="majorBidi" w:hAnsiTheme="majorBidi" w:cstheme="majorBidi"/>
+                <w:b/>
+                <w:bCs/>
                 <w:sz w:val="28"/>
                 <w:szCs w:val="28"/>
               </w:rPr>
